--- a/Der Lernbus kurzfassung.docx
+++ b/Der Lernbus kurzfassung.docx
@@ -71,53 +71,7 @@
           <w:sz w:val="28"/>
           <w:szCs w:val="28"/>
         </w:rPr>
-        <w:t xml:space="preserve"> ist ein präventives, pädagogisch fundiertes Förderangebot für Kinder im frühen Lernalter. Unsere Welt verändert sich schnell und stellt bereits heute neue Anforderungen an Kinder. Neben fachlichem Wissen sind künftig besonders Selbstständigkeit, Problemlösungskompetenz, Kreativität und ein konstruktiver Umgang mit Herausforderungen gefragt. </w:t>
-      </w:r>
-    </w:p>
-    <w:p>
-      <w:pPr>
-        <w:rPr>
-          <w:sz w:val="28"/>
-          <w:szCs w:val="28"/>
-        </w:rPr>
-      </w:pPr>
-    </w:p>
-    <w:p>
-      <w:pPr>
-        <w:rPr>
-          <w:sz w:val="28"/>
-          <w:szCs w:val="28"/>
-        </w:rPr>
-      </w:pPr>
-      <w:r>
-        <w:rPr>
-          <w:sz w:val="28"/>
-          <w:szCs w:val="28"/>
-        </w:rPr>
-        <w:t>Vom Lernbus-Angebot</w:t>
-      </w:r>
-      <w:r>
-        <w:rPr>
-          <w:sz w:val="28"/>
-          <w:szCs w:val="28"/>
-        </w:rPr>
-        <w:t xml:space="preserve"> profitieren alle Kinder, da zukunftsrelevante Kompetenzen gezielt gefördert werden. Der </w:t>
-      </w:r>
-      <w:proofErr w:type="spellStart"/>
-      <w:r>
-        <w:rPr>
-          <w:sz w:val="28"/>
-          <w:szCs w:val="28"/>
-        </w:rPr>
-        <w:t>Lernbus</w:t>
-      </w:r>
-      <w:proofErr w:type="spellEnd"/>
-      <w:r>
-        <w:rPr>
-          <w:sz w:val="28"/>
-          <w:szCs w:val="28"/>
-        </w:rPr>
-        <w:t xml:space="preserve"> setzt früh an und stärkt Kinder ganzheitlich, bevor sich negative Lernerfahrungen verfestigen. Im Zentrum steht die nachhaltige Entwicklung einer positiven Beziehung zum Lernen.</w:t>
+        <w:t xml:space="preserve"> ist ein präventives, pädagogisch fundiertes Förderangebot für Kinder im frühen Lernalter. </w:t>
       </w:r>
     </w:p>
     <w:p>
@@ -144,9 +98,8 @@
           <w:sz w:val="28"/>
           <w:szCs w:val="28"/>
         </w:rPr>
-        <w:t xml:space="preserve">Damit stärkt der </w:t>
-      </w:r>
-      <w:proofErr w:type="spellStart"/>
+        <w:t>D</w:t>
+      </w:r>
       <w:r>
         <w:rPr>
           <w:b/>
@@ -154,9 +107,9 @@
           <w:sz w:val="28"/>
           <w:szCs w:val="28"/>
         </w:rPr>
-        <w:t>Lernbus</w:t>
-      </w:r>
-      <w:proofErr w:type="spellEnd"/>
+        <w:t xml:space="preserve">er </w:t>
+      </w:r>
+      <w:proofErr w:type="spellStart"/>
       <w:r>
         <w:rPr>
           <w:b/>
@@ -164,8 +117,9 @@
           <w:sz w:val="28"/>
           <w:szCs w:val="28"/>
         </w:rPr>
-        <w:t xml:space="preserve"> Kinder darin, ihre</w:t>
-      </w:r>
+        <w:t>Lernbus</w:t>
+      </w:r>
+      <w:proofErr w:type="spellEnd"/>
       <w:r>
         <w:rPr>
           <w:b/>
@@ -173,7 +127,7 @@
           <w:sz w:val="28"/>
           <w:szCs w:val="28"/>
         </w:rPr>
-        <w:t xml:space="preserve"> p</w:t>
+        <w:t xml:space="preserve"> stärkt Kinder darin, ihre</w:t>
       </w:r>
       <w:r>
         <w:rPr>
@@ -182,7 +136,7 @@
           <w:sz w:val="28"/>
           <w:szCs w:val="28"/>
         </w:rPr>
-        <w:t xml:space="preserve">ersönliche Entwicklung </w:t>
+        <w:t xml:space="preserve"> p</w:t>
       </w:r>
       <w:r>
         <w:rPr>
@@ -191,19 +145,17 @@
           <w:sz w:val="28"/>
           <w:szCs w:val="28"/>
         </w:rPr>
-        <w:t>selbstbewusst, eigenständig und zukunftsorientiert zu gestalten.</w:t>
-      </w:r>
-    </w:p>
-    <w:p>
-      <w:pPr>
-        <w:spacing w:before="80" w:after="10"/>
+        <w:t xml:space="preserve">ersönliche Entwicklung </w:t>
+      </w:r>
+      <w:r>
         <w:rPr>
           <w:b/>
           <w:bCs/>
           <w:sz w:val="28"/>
           <w:szCs w:val="28"/>
         </w:rPr>
-      </w:pPr>
+        <w:t>selbstbewusst, eigenständig und zukunftsorientiert zu gestalten.</w:t>
+      </w:r>
     </w:p>
     <w:p>
       <w:pPr>
@@ -215,13 +167,24 @@
           <w:szCs w:val="28"/>
         </w:rPr>
       </w:pPr>
-      <w:r>
+    </w:p>
+    <w:p>
+      <w:pPr>
+        <w:spacing w:before="80" w:after="10"/>
         <w:rPr>
           <w:b/>
           <w:bCs/>
           <w:sz w:val="28"/>
           <w:szCs w:val="28"/>
         </w:rPr>
+      </w:pPr>
+      <w:r>
+        <w:rPr>
+          <w:b/>
+          <w:bCs/>
+          <w:sz w:val="28"/>
+          <w:szCs w:val="28"/>
+        </w:rPr>
         <w:t>Pädagogischer Ansatz und Wirkung</w:t>
       </w:r>
     </w:p>
@@ -392,6 +355,22 @@
         </w:rPr>
         <w:t xml:space="preserve"> </w:t>
       </w:r>
+    </w:p>
+    <w:p>
+      <w:pPr>
+        <w:rPr>
+          <w:sz w:val="28"/>
+          <w:szCs w:val="28"/>
+        </w:rPr>
+      </w:pPr>
+    </w:p>
+    <w:p>
+      <w:pPr>
+        <w:rPr>
+          <w:sz w:val="28"/>
+          <w:szCs w:val="28"/>
+        </w:rPr>
+      </w:pPr>
       <w:r>
         <w:rPr>
           <w:sz w:val="28"/>
@@ -455,6 +434,24 @@
           <w:szCs w:val="28"/>
         </w:rPr>
       </w:pPr>
+      <w:r>
+        <w:rPr>
+          <w:b/>
+          <w:bCs/>
+          <w:sz w:val="28"/>
+          <w:szCs w:val="28"/>
+        </w:rPr>
+        <w:t xml:space="preserve">Pädagogischer Ansatz </w:t>
+      </w:r>
+      <w:r>
+        <w:rPr>
+          <w:b/>
+          <w:bCs/>
+          <w:sz w:val="28"/>
+          <w:szCs w:val="28"/>
+        </w:rPr>
+        <w:t xml:space="preserve">und </w:t>
+      </w:r>
       <w:r>
         <w:rPr>
           <w:b/>
@@ -1026,15 +1023,7 @@
           <w:sz w:val="28"/>
           <w:szCs w:val="28"/>
         </w:rPr>
-        <w:t xml:space="preserve">Die Lernmentorinnen und Lernmentoren arbeiten reflektiert, empathisch und fachlich fundiert. Durch ihre unterschiedlichen fachlichen Hintergründe stehen den Kindern vielfältige und passende Bezugspersonen zur Verfügung, die an ihre individuellen Interessen und Bedürfnisse </w:t>
-      </w:r>
-      <w:r>
-        <w:rPr>
-          <w:sz w:val="28"/>
-          <w:szCs w:val="28"/>
-        </w:rPr>
-        <w:lastRenderedPageBreak/>
-        <w:t>anknüpfen können. Die Qualität des Angebots wird durch Teamsitzungen, fachlichen Austausch, Evaluation und Weiterbildung gesichert und laufend weiterentwickelt.</w:t>
+        <w:t>Die Lernmentorinnen und Lernmentoren arbeiten reflektiert, empathisch und fachlich fundiert. Durch ihre unterschiedlichen fachlichen Hintergründe stehen den Kindern vielfältige und passende Bezugspersonen zur Verfügung, die an ihre individuellen Interessen und Bedürfnisse anknüpfen können. Die Qualität des Angebots wird durch Teamsitzungen, fachlichen Austausch, Evaluation und Weiterbildung gesichert und laufend weiterentwickelt.</w:t>
       </w:r>
     </w:p>
     <w:p/>
